--- a/spa/docx/07.content.docx
+++ b/spa/docx/07.content.docx
@@ -11970,19 +11970,7 @@
         <w:rPr>
           <w:lang w:val="es_ES" w:bidi="es_ES"/>
         </w:rPr>
-        <w:t xml:space="preserve"> ver también </w:t>
-      </w:r>
-      <w:r>
-        <w:rPr>
-          <w:lang w:val="es_ES" w:bidi="es_ES"/>
-        </w:rPr>
-        <w:t>Introducción al Libro de Deuteronomio</w:t>
-      </w:r>
-      <w:r>
-        <w:rPr>
-          <w:lang w:val="es_ES" w:bidi="es_ES"/>
-        </w:rPr>
-        <w:t>, “Forma Literaria”).</w:t>
+        <w:t xml:space="preserve"> ver también Introducción al Libro de Deuteronomio, “Forma Literaria”).</w:t>
       </w:r>
       <w:r>
         <w:rPr>
@@ -12319,19 +12307,7 @@
         <w:rPr>
           <w:lang w:val="es_ES" w:bidi="es_ES"/>
         </w:rPr>
-        <w:t xml:space="preserve">Ya sea que la conquista y el asentamiento ocurrieran en el siglo XIV a.C. o en el siglo XII a.C. (véase </w:t>
-      </w:r>
-      <w:r>
-        <w:rPr>
-          <w:lang w:val="es_ES" w:bidi="es_ES"/>
-        </w:rPr>
-        <w:t>Introducción al Libro de los Jueces</w:t>
-      </w:r>
-      <w:r>
-        <w:rPr>
-          <w:lang w:val="es_ES" w:bidi="es_ES"/>
-        </w:rPr>
-        <w:t>, “Cronología de la Era de los Jueces”), es probable que los trescientos años años mencionados por Jefté sean una cifra aproximada.</w:t>
+        <w:t>Ya sea que la conquista y el asentamiento ocurrieran en el siglo XIV a.C. o en el siglo XII a.C. (véase Introducción al Libro de los Jueces, “Cronología de la Era de los Jueces”), es probable que los trescientos años años mencionados por Jefté sean una cifra aproximada.</w:t>
       </w:r>
       <w:r>
         <w:rPr>
@@ -13185,19 +13161,7 @@
         <w:rPr>
           <w:lang w:val="es_ES" w:bidi="es_ES"/>
         </w:rPr>
-        <w:t xml:space="preserve">Si este era el Belén del norte ubicado en Zabulón, se puede entender como parte de la estructura de Jueces, en la que cada una de las tribus proporciona uno de los doce jueces (véase </w:t>
-      </w:r>
-      <w:r>
-        <w:rPr>
-          <w:lang w:val="es_ES" w:bidi="es_ES"/>
-        </w:rPr>
-        <w:t>Introducción al Libro de Jueces</w:t>
-      </w:r>
-      <w:r>
-        <w:rPr>
-          <w:lang w:val="es_ES" w:bidi="es_ES"/>
-        </w:rPr>
-        <w:t>, “Resumen”).</w:t>
+        <w:t>Si este era el Belén del norte ubicado en Zabulón, se puede entender como parte de la estructura de Jueces, en la que cada una de las tribus proporciona uno de los doce jueces (véase Introducción al Libro de Jueces, “Resumen”).</w:t>
       </w:r>
       <w:r>
         <w:rPr>
